--- a/PROPOSAL/ProjectProposalC00294397_Aleksandra_Skarzycka.docx
+++ b/PROPOSAL/ProjectProposalC00294397_Aleksandra_Skarzycka.docx
@@ -374,6 +374,17 @@
               </w:r>
             </w:hyperlink>
           </w:p>
+          <w:p>
+            <w:r>
+              <w:t>Personal Computer</w:t>
+            </w:r>
+          </w:p>
+          <w:p>
+            <w:r>
+              <w:lastRenderedPageBreak/>
+              <w:t>D428 Computer</w:t>
+            </w:r>
+          </w:p>
           <w:p/>
         </w:tc>
       </w:tr>
@@ -419,6 +430,16 @@
           <w:p>
             <w:r>
               <w:t>GitHub</w:t>
+            </w:r>
+          </w:p>
+          <w:p>
+            <w:r>
+              <w:t>Adobe Photoshop (For any possible extra art)</w:t>
+            </w:r>
+          </w:p>
+          <w:p>
+            <w:r>
+              <w:t>Aseprite (For any possible extra art)</w:t>
             </w:r>
           </w:p>
           <w:p/>
